--- a/Thema 4/Practica4_8/dopovid_2_neuronni_merezhi/Доповідь_2_Нейронні_мережі_Щербаков.docx
+++ b/Thema 4/Practica4_8/dopovid_2_neuronni_merezhi/Доповідь_2_Нейронні_мережі_Щербаков.docx
@@ -107,7 +107,7 @@
           <w:sz w:val="28"/>
           <w:szCs w:val="28"/>
         </w:rPr>
-        <w:t xml:space="preserve">Сьогодні про штучні нейронні мережі: з чого вони складаються і як навчаються. Якщо коротко, нейронна мережа — це математична функція з великою кількістю налаштовуваних чисел, які називають вагами. Ми не пишемо правил «якщо так, то так», а показуємо мережі приклади, і вона сама підбирає ваги так, щоб помилка була найменшою. Ідея прийшла з біології, але насправді це лінійна алгебра плюс кілька простих нелінійних функцій.</w:t>
+        <w:t xml:space="preserve">Шановний викладачу, шановні колеги! Тема доповіді — «Штучні нейронні мережі: структура та принцип навчання». З урахуванням того, що методи глибокого навчання дедалі ширше застосовуються в системах інформаційно-аналітичного забезпечення органів військового управління (ОУВ), розуміння внутрішньої будови нейронної мережі та механізму її навчання є необхідною умовою коректного використання таких моделей і критичної оцінки отриманих ними результатів. Доповідь побудована за логікою: структура мережі, принцип навчання, особливості мережі, побудованої в практичній роботі 4.8, отримані результати та висновки.</w:t>
       </w:r>
     </w:p>
     <w:p>
@@ -132,7 +132,7 @@
           <w:sz w:val="28"/>
           <w:szCs w:val="28"/>
         </w:rPr>
-        <w:t xml:space="preserve">Базова одиниця — нейрон. Він бере вхідні числа, множить кожне на свою вагу, додає їх разом із зсувом (його називають bias) і пропускає результат через функцію активації. Нейрони об'єднуються в шари. Вхідний шар лише приймає ознаки, нічого не обчислює. Далі йдуть приховані шари, де відбувається основна робота, і вихідний шар, який дає відповідь. У моїй роботі шари повнозв'язні: кожен нейрон кожного шару з'єднаний з кожним нейроном наступного. Функція активації в прихованих шарах — ReLU, вона просто обнуляє від'ємні значення. Це важливо: без нелінійної активації кілька шарів зливаються в одну лінійну модель, і глибина нічого б не давала. Вихідний шар залежить від задачі. Для регресії це один нейрон без активації, бо потрібне довільне число. Для класифікації це по одному нейрону на клас із функцією softmax, яка перетворює виходи на ймовірності із сумою одиниця.</w:t>
+        <w:t xml:space="preserve">Штучна нейронна мережа (ШНМ) — це параметрична математична модель, яка перетворює вхідні ознаки на прогноз за допомогою великої кількості налаштовуваних коефіцієнтів, що називаються вагами. Базовим елементом ШНМ є нейрон, який множить кожне вхідне значення на відповідну вагу, підсумовує отримані добутки разом зі зсувом і пропускає результат через функцію активації. Нейрони об'єднуються в шари: вхідний шар лише приймає ознаки, приховані шари виконують основні обчислення, а вихідний шар формує відповідь. Складовими частинами повнозв'язної мережі є саме такі шари, у яких кожен нейрон з'єднаний з усіма нейронами наступного шару. У прихованих шарах застосовано функцію активації ReLU, яка обнуляє від'ємні значення; саме нелінійна активація забезпечує здатність мережі описувати складні залежності, оскільки без неї будь-яка кількість шарів зводиться до однієї лінійної моделі. Вихідний шар визначається типом задачі: для регресії це один нейрон без активації, для класифікації — по одному нейрону на кожен клас із функцією softmax, яка перетворює вихідні значення на ймовірності.</w:t>
       </w:r>
     </w:p>
     <w:p>
@@ -157,7 +157,7 @@
           <w:sz w:val="28"/>
           <w:szCs w:val="28"/>
         </w:rPr>
-        <w:t xml:space="preserve">Навчання — це цикл із чотирьох кроків. Перший: прямий прохід. Дані проходять мережу зліва направо, і вона видає прогноз. Другий: функція втрат. Вона одним числом показує, наскільки прогноз відрізняється від правильної відповіді. Для регресії я брав середньоквадратичну помилку MSE, для класифікації — крос-ентропію. Третій: зворотне поширення помилки, backpropagation. За правилом ланцюга алгоритм іде від виходу до входу і для кожної ваги рахує градієнт, тобто як сильно ця вага впливає на помилку. Четвертий: оновлення ваг. Кожну вагу зсуваємо трохи в той бік, де помилка зменшується. Розмір кроку — це швидкість навчання. Я використовував оптимізатор Adam зі швидкістю 0,001, він сам підлаштовує крок для кожної ваги. Дані подаються порціями по 64 приклади, а один повний прохід по всіх даних називається епохою. Цикл повторюється багато епох.</w:t>
+        <w:t xml:space="preserve">Навчання ШНМ є ітераційним процесом, що складається з чотирьох послідовних етапів. На першому етапі виконується прямий прохід: дані проходять через мережу, і вона формує прогноз. На другому етапі функція втрат кількісно оцінює відхилення прогнозу від правильної відповіді; для регресії використано середньоквадратичну помилку (MSE), для класифікації — крос-ентропію. На третьому етапі алгоритм зворотного поширення помилки за правилом ланцюга обчислює градієнт, тобто внесок кожної ваги в загальну помилку. На четвертому етапі ваги коригуються в напрямку зменшення помилки; з цією метою застосовано оптимізатор Adam зі швидкістю навчання 0,001, який автоматично адаптує крок для кожної ваги. Дані подаються порціями по 64 приклади, а повний прохід усією навчальною вибіркою становить одну епоху.</w:t>
       </w:r>
     </w:p>
     <w:p>
@@ -172,7 +172,7 @@
           <w:sz w:val="28"/>
           <w:szCs w:val="28"/>
         </w:rPr>
-        <w:t xml:space="preserve">Щоб мережа не просто запам'ятала навчальні дані, я виділив validation-вибірку і підключив ранню зупинку. Якщо помилка на validation 15 епох поспіль не покращується, навчання зупиняється, а мережа повертається до найкращих ваг. У класифікації додатково працює Dropout 0,3: під час навчання випадкові 30 відсотків нейронів вимикаються, і мережа не може покладатися на окремі нейрони. Тестову вибірку я не чіпав до самого кінця.</w:t>
+        <w:t xml:space="preserve">З метою недопущення перенавчання, тобто запам'ятовування мережею навчальних прикладів замість виявлення загальних закономірностей, застосовано три заходи. Так, з навчальних даних виділено валідаційну вибірку та налаштовано ранню зупинку: якщо помилка на ній не зменшується протягом 15 епох, навчання припиняється, а мережа повертається до найкращого стану. Одночасно з цим у класифікаційній мережі після кожного прихованого шару застосовано Dropout 0,3, за якого під час навчання випадково вимикаються 30 % нейронів. Крім того, параметри стандартизації ознак розраховувалися виключно за навчальною вибіркою, а тестова вибірка використовувалася лише для остаточної оцінки.</w:t>
       </w:r>
     </w:p>
     <w:p>
@@ -189,15 +189,15 @@
           <w:sz w:val="28"/>
           <w:szCs w:val="28"/>
         </w:rPr>
-        <w:t xml:space="preserve">Що відрізняє мою мережу. </w:t>
-      </w:r>
-      <w:r>
-        <w:rPr>
-          <w:rFonts w:ascii="Times New Roman" w:cs="Times New Roman" w:eastAsia="Times New Roman" w:hAnsi="Times New Roman"/>
-          <w:sz w:val="28"/>
-          <w:szCs w:val="28"/>
-        </w:rPr>
-        <w:t xml:space="preserve">У практичній роботі 4.8 я побудував дві мережі. Регресійна: 8 входів, три приховані шари на 64, 64 і 32 нейрони, один вихід, 6 849 параметрів. Класифікаційна: 20 входів, шари на 128 і 64 нейрони з Dropout між ними, вихід на 9 класів, 11 529 параметрів. Дев'ять класів — бо за моїм варіантом N дорівнює 7, а кількість класів це N плюс 2. Чим вони відрізняються від інших мереж. По-перше, це багатошаровий перцептрон прямого поширення, не згорткова мережа і не рекурентна. Згорткова мережа потрібна, коли важливі сусідні пікселі на зображенні, а в мене таблиця незалежних числових ознак, тож просторової структури немає. По-друге, вона мала: тисячі параметрів, а не мільйони, бо для цих даних глибока мережа не потрібна. По-третє, вихід налаштований під задачу: лінійний нейрон і MSE для регресії, softmax на 9 нейронів для класифікації. І по-четверте, у ній вбудований захист від перенавчання: ранні зупинки, Dropout і стандартизація, розрахована тільки по навчальній вибірці.</w:t>
+        <w:t xml:space="preserve">Особливості побудованої мережі. </w:t>
+      </w:r>
+      <w:r>
+        <w:rPr>
+          <w:rFonts w:ascii="Times New Roman" w:cs="Times New Roman" w:eastAsia="Times New Roman" w:hAnsi="Times New Roman"/>
+          <w:sz w:val="28"/>
+          <w:szCs w:val="28"/>
+        </w:rPr>
+        <w:t xml:space="preserve">У практичній роботі 4.8 відповідно до варіанта N = 7 згенеровано по 7000 спостережень і побудовано дві мережі. Регресійна мережа має архітектуру 8 → 64 → 64 → 32 → 1 і 6 849 параметрів; класифікаційна — 20 → 128 → 64 → 9 і 11 529 параметрів, де кількість вихідних нейронів визначено як N + 2. Від інших типів мереж побудовані моделі відрізняються таким. По-перше, це багатошаровий перцептрон прямого поширення, а не згорткова чи рекурентна мережа, оскільки вхідні дані є табличними та не мають просторової чи часової структури. По-друге, мережі мають невеликий обсяг — тисячі, а не мільйони параметрів, що відповідає складності задачі. По-третє, вихідний шар і функція втрат узгоджені з типом задачі. По-четверте, в архітектуру закладено комплекс заходів протидії перенавчанню.</w:t>
       </w:r>
     </w:p>
     <w:p>
@@ -222,7 +222,7 @@
           <w:sz w:val="28"/>
           <w:szCs w:val="28"/>
         </w:rPr>
-        <w:t xml:space="preserve">Я порівняв мережі з простими моделями на тестовій вибірці. У регресії нейронна мережа дала MSE 807, а лінійна регресія — 5300, тобто помилка менша приблизно в 6,5 раза. Коефіцієнт детермінації 0,979 проти 0,863. Причина проста: у даних є парабола за однією ознакою і синусоїда за іншою, а лінійна модель їх не бачить. У класифікації точність мережі 0,786, логістичної регресії 0,436, а просте вгадування на дев'яти класах дало б лише 0,111. Навчання зупинилося на 55-й епосі в регресії і на 216-й у класифікації. Є і застереження. У регресії помилка на навчальних даних продовжувала падати, а на validation стабілізувалася, тобто перенавчання починалося, і рання зупинка його стримала. І ще: дані синтетичні, згенеровані функціями make_regression і make_classification, тому висновок такий: мережа добре ловить нелінійні залежності, а не те, що вона так само добре працюватиме на реальних даних.</w:t>
+        <w:t xml:space="preserve">Встановлено, що в задачі регресії нейронна мережа забезпечила MSE 807 проти 5300 у лінійної регресії, тобто помилка зменшилася приблизно в 6,5 раза, а коефіцієнт детермінації зріс з 0,863 до 0,979. Причиною є наявність у даних нелінійних складових — параболічної та синусоїдальної, — які лінійна модель не відтворює. У задачі класифікації точність мережі становить 0,786 проти 0,436 у логістичної регресії та 0,111 у разі випадкового вгадування серед дев'яти класів. Навчання завершилося на 55-й епосі для регресії та на 216-й для класифікації. Водночас слід враховувати обмеження: у регресійній мережі розрив між помилками на навчальній і валідаційній вибірках свідчить про початок перенавчання, яке було стримане ранньою зупинкою, а дані є синтетичними, тому отримані результати підтверджують здатність мережі описувати нелінійні залежності, але не гарантують такої ж якості на реальних даних.</w:t>
       </w:r>
     </w:p>
     <w:p>
@@ -247,7 +247,7 @@
           <w:sz w:val="28"/>
           <w:szCs w:val="28"/>
         </w:rPr>
-        <w:t xml:space="preserve">Штучна нейронна мережа — це шари нейронів із вагами та нелінійними активаціями. Навчається вона циклом: прогноз, помилка, зворотне поширення, оновлення ваг. Моя мережа — невеликий повнозв'язний перцептрон, налаштований під табличні дані, і на нелінійних залежностях він суттєво перевершив лінійні моделі. Дякую за увагу.</w:t>
+        <w:t xml:space="preserve">Таким чином, штучна нейронна мережа складається з шарів нейронів із налаштовуваними вагами та нелінійними функціями активації, а її навчання полягає в циклічному повторенні прямого проходу, оцінювання помилки, зворотного поширення та коригування ваг. Побудований у практичній роботі багатошаровий перцептрон, адаптований до табличних даних, суттєво перевершив лінійні моделі, що підтверджує доцільність застосування нейронних мереж за наявності нелінійних залежностей у даних. Доповідь закінчено.</w:t>
       </w:r>
     </w:p>
     <w:sectPr>

--- a/Thema 4/Practica4_8/dopovid_2_neuronni_merezhi/Доповідь_2_Нейронні_мережі_Щербаков.docx
+++ b/Thema 4/Practica4_8/dopovid_2_neuronni_merezhi/Доповідь_2_Нейронні_мережі_Щербаков.docx
@@ -63,7 +63,7 @@
           <w:sz w:val="26"/>
           <w:szCs w:val="26"/>
         </w:rPr>
-        <w:t xml:space="preserve">Доповідач: Щербаков Богдан Володимирович · Тривалість: 6–7 хвилин</w:t>
+        <w:t xml:space="preserve">Доповідач: Щербаков Богдан Володимирович · Тривалість: 4–5 хвилин</w:t>
       </w:r>
     </w:p>
     <w:p/>
@@ -82,7 +82,7 @@
           <w:sz w:val="26"/>
           <w:szCs w:val="26"/>
         </w:rPr>
-        <w:t xml:space="preserve">[Слайд 1 — показувати протягом усієї доповіді]</w:t>
+        <w:t xml:space="preserve">[Слайд 1: показувати протягом усієї доповіді]</w:t>
       </w:r>
     </w:p>
     <w:p>
@@ -99,15 +99,15 @@
           <w:sz w:val="28"/>
           <w:szCs w:val="28"/>
         </w:rPr>
-        <w:t xml:space="preserve">Вступ. </w:t>
-      </w:r>
-      <w:r>
-        <w:rPr>
-          <w:rFonts w:ascii="Times New Roman" w:cs="Times New Roman" w:eastAsia="Times New Roman" w:hAnsi="Times New Roman"/>
-          <w:sz w:val="28"/>
-          <w:szCs w:val="28"/>
-        </w:rPr>
-        <w:t xml:space="preserve">Шановний викладачу, шановні колеги! Тема доповіді — «Штучні нейронні мережі: структура та принцип навчання». З урахуванням того, що методи глибокого навчання дедалі ширше застосовуються в системах інформаційно-аналітичного забезпечення органів військового управління (ОУВ), розуміння внутрішньої будови нейронної мережі та механізму її навчання є необхідною умовою коректного використання таких моделей і критичної оцінки отриманих ними результатів. Доповідь побудована за логікою: структура мережі, принцип навчання, особливості мережі, побудованої в практичній роботі 4.8, отримані результати та висновки.</w:t>
+        <w:t xml:space="preserve">Структура. </w:t>
+      </w:r>
+      <w:r>
+        <w:rPr>
+          <w:rFonts w:ascii="Times New Roman" w:cs="Times New Roman" w:eastAsia="Times New Roman" w:hAnsi="Times New Roman"/>
+          <w:sz w:val="28"/>
+          <w:szCs w:val="28"/>
+        </w:rPr>
+        <w:t xml:space="preserve">Штучна нейронна мережа (ШНМ) є параметричною математичною моделлю, яка перетворює вхідні ознаки на прогноз за допомогою налаштовуваних коефіцієнтів, що називаються вагами. Базовий елемент ШНМ, нейрон, множить кожне вхідне значення на відповідну вагу, додає зсув і передає суму у функцію активації. Нейрони утворюють шари: вхідний шар приймає ознаки, приховані шари виконують основні обчислення, вихідний шар формує відповідь. У повнозв'язній мережі кожен нейрон шару з'єднаний з усіма нейронами наступного шару. У прихованих шарах я застосував функцію активації ReLU, яка обнуляє від'ємні значення. Без нелінійної активації будь-яка кількість шарів зводиться до однієї лінійної моделі, тому саме ReLU дає мережі змогу описувати складні залежності. Вихідний шар я узгодив з типом задачі: для регресії це один нейрон без активації, для класифікації по одному нейрону на кожен клас із функцією softmax, яка перетворює вихідні значення на ймовірності.</w:t>
       </w:r>
     </w:p>
     <w:p>
@@ -124,15 +124,15 @@
           <w:sz w:val="28"/>
           <w:szCs w:val="28"/>
         </w:rPr>
-        <w:t xml:space="preserve">Структура. </w:t>
-      </w:r>
-      <w:r>
-        <w:rPr>
-          <w:rFonts w:ascii="Times New Roman" w:cs="Times New Roman" w:eastAsia="Times New Roman" w:hAnsi="Times New Roman"/>
-          <w:sz w:val="28"/>
-          <w:szCs w:val="28"/>
-        </w:rPr>
-        <w:t xml:space="preserve">Штучна нейронна мережа (ШНМ) — це параметрична математична модель, яка перетворює вхідні ознаки на прогноз за допомогою великої кількості налаштовуваних коефіцієнтів, що називаються вагами. Базовим елементом ШНМ є нейрон, який множить кожне вхідне значення на відповідну вагу, підсумовує отримані добутки разом зі зсувом і пропускає результат через функцію активації. Нейрони об'єднуються в шари: вхідний шар лише приймає ознаки, приховані шари виконують основні обчислення, а вихідний шар формує відповідь. Складовими частинами повнозв'язної мережі є саме такі шари, у яких кожен нейрон з'єднаний з усіма нейронами наступного шару. У прихованих шарах застосовано функцію активації ReLU, яка обнуляє від'ємні значення; саме нелінійна активація забезпечує здатність мережі описувати складні залежності, оскільки без неї будь-яка кількість шарів зводиться до однієї лінійної моделі. Вихідний шар визначається типом задачі: для регресії це один нейрон без активації, для класифікації — по одному нейрону на кожен клас із функцією softmax, яка перетворює вихідні значення на ймовірності.</w:t>
+        <w:t xml:space="preserve">Принцип навчання. </w:t>
+      </w:r>
+      <w:r>
+        <w:rPr>
+          <w:rFonts w:ascii="Times New Roman" w:cs="Times New Roman" w:eastAsia="Times New Roman" w:hAnsi="Times New Roman"/>
+          <w:sz w:val="28"/>
+          <w:szCs w:val="28"/>
+        </w:rPr>
+        <w:t xml:space="preserve">Навчання ШНМ складається з чотирьох етапів, які повторюються до завершення процесу. Під час прямого проходу мережа отримує дані та формує прогноз. Функція втрат оцінює відхилення прогнозу від правильної відповіді; для регресії я використав середньоквадратичну помилку (MSE), для класифікації крос-ентропію. Алгоритм зворотного поширення помилки за правилом ланцюга обчислює градієнт, тобто внесок кожної ваги в загальну помилку. Оптимізатор Adam зі швидкістю навчання 0,001 коригує ваги в напрямку зменшення помилки й адаптує крок окремо для кожної ваги. Мережа отримує дані порціями по 64 приклади, а повний прохід навчальною вибіркою становить одну епоху.</w:t>
       </w:r>
     </w:p>
     <w:p>
@@ -144,20 +144,10 @@
       <w:r>
         <w:rPr>
           <w:rFonts w:ascii="Times New Roman" w:cs="Times New Roman" w:eastAsia="Times New Roman" w:hAnsi="Times New Roman"/>
-          <w:b/>
-          <w:bCs/>
-          <w:sz w:val="28"/>
-          <w:szCs w:val="28"/>
-        </w:rPr>
-        <w:t xml:space="preserve">Принцип навчання. </w:t>
-      </w:r>
-      <w:r>
-        <w:rPr>
-          <w:rFonts w:ascii="Times New Roman" w:cs="Times New Roman" w:eastAsia="Times New Roman" w:hAnsi="Times New Roman"/>
-          <w:sz w:val="28"/>
-          <w:szCs w:val="28"/>
-        </w:rPr>
-        <w:t xml:space="preserve">Навчання ШНМ є ітераційним процесом, що складається з чотирьох послідовних етапів. На першому етапі виконується прямий прохід: дані проходять через мережу, і вона формує прогноз. На другому етапі функція втрат кількісно оцінює відхилення прогнозу від правильної відповіді; для регресії використано середньоквадратичну помилку (MSE), для класифікації — крос-ентропію. На третьому етапі алгоритм зворотного поширення помилки за правилом ланцюга обчислює градієнт, тобто внесок кожної ваги в загальну помилку. На четвертому етапі ваги коригуються в напрямку зменшення помилки; з цією метою застосовано оптимізатор Adam зі швидкістю навчання 0,001, який автоматично адаптує крок для кожної ваги. Дані подаються порціями по 64 приклади, а повний прохід усією навчальною вибіркою становить одну епоху.</w:t>
+          <w:sz w:val="28"/>
+          <w:szCs w:val="28"/>
+        </w:rPr>
+        <w:t xml:space="preserve">З метою недопущення перенавчання, за якого мережа запам'ятовує навчальні приклади замість загальних закономірностей, я вжив три заходи. Я виділив з навчальних даних валідаційну вибірку та налаштував ранню зупинку: якщо помилка на ній не зменшується 15 епох поспіль, навчання припиняється, а мережа повертається до найкращого стану. У класифікаційній мережі після кожного прихованого шару я додав Dropout 0,3, який під час навчання випадково вимикає 30 % нейронів. Параметри стандартизації ознак я розраховував лише за навчальною вибіркою, а тестову вибірку використав один раз, для остаточної оцінки.</w:t>
       </w:r>
     </w:p>
     <w:p>
@@ -169,10 +159,20 @@
       <w:r>
         <w:rPr>
           <w:rFonts w:ascii="Times New Roman" w:cs="Times New Roman" w:eastAsia="Times New Roman" w:hAnsi="Times New Roman"/>
-          <w:sz w:val="28"/>
-          <w:szCs w:val="28"/>
-        </w:rPr>
-        <w:t xml:space="preserve">З метою недопущення перенавчання, тобто запам'ятовування мережею навчальних прикладів замість виявлення загальних закономірностей, застосовано три заходи. Так, з навчальних даних виділено валідаційну вибірку та налаштовано ранню зупинку: якщо помилка на ній не зменшується протягом 15 епох, навчання припиняється, а мережа повертається до найкращого стану. Одночасно з цим у класифікаційній мережі після кожного прихованого шару застосовано Dropout 0,3, за якого під час навчання випадково вимикаються 30 % нейронів. Крім того, параметри стандартизації ознак розраховувалися виключно за навчальною вибіркою, а тестова вибірка використовувалася лише для остаточної оцінки.</w:t>
+          <w:b/>
+          <w:bCs/>
+          <w:sz w:val="28"/>
+          <w:szCs w:val="28"/>
+        </w:rPr>
+        <w:t xml:space="preserve">Особливості побудованої мережі. </w:t>
+      </w:r>
+      <w:r>
+        <w:rPr>
+          <w:rFonts w:ascii="Times New Roman" w:cs="Times New Roman" w:eastAsia="Times New Roman" w:hAnsi="Times New Roman"/>
+          <w:sz w:val="28"/>
+          <w:szCs w:val="28"/>
+        </w:rPr>
+        <w:t xml:space="preserve">Відповідно до варіанта N = 7 я згенерував по 7000 спостережень і побудував дві мережі. Регресійна мережа має архітектуру 8 → 64 → 64 → 32 → 1 і 6 849 параметрів. Класифікаційна мережа має архітектуру 20 → 128 → 64 → 9 і 11 529 параметрів; кількість вихідних нейронів дорівнює N + 2. Обидві моделі є багатошаровими перцептронами прямого поширення. Згорткову чи рекурентну мережу я не обирав, оскільки вхідні дані табличні та не мають просторової чи часової структури. Обсяг у кілька тисяч параметрів відповідає складності задачі.</w:t>
       </w:r>
     </w:p>
     <w:p>
@@ -189,15 +189,15 @@
           <w:sz w:val="28"/>
           <w:szCs w:val="28"/>
         </w:rPr>
-        <w:t xml:space="preserve">Особливості побудованої мережі. </w:t>
-      </w:r>
-      <w:r>
-        <w:rPr>
-          <w:rFonts w:ascii="Times New Roman" w:cs="Times New Roman" w:eastAsia="Times New Roman" w:hAnsi="Times New Roman"/>
-          <w:sz w:val="28"/>
-          <w:szCs w:val="28"/>
-        </w:rPr>
-        <w:t xml:space="preserve">У практичній роботі 4.8 відповідно до варіанта N = 7 згенеровано по 7000 спостережень і побудовано дві мережі. Регресійна мережа має архітектуру 8 → 64 → 64 → 32 → 1 і 6 849 параметрів; класифікаційна — 20 → 128 → 64 → 9 і 11 529 параметрів, де кількість вихідних нейронів визначено як N + 2. Від інших типів мереж побудовані моделі відрізняються таким. По-перше, це багатошаровий перцептрон прямого поширення, а не згорткова чи рекурентна мережа, оскільки вхідні дані є табличними та не мають просторової чи часової структури. По-друге, мережі мають невеликий обсяг — тисячі, а не мільйони параметрів, що відповідає складності задачі. По-третє, вихідний шар і функція втрат узгоджені з типом задачі. По-четверте, в архітектуру закладено комплекс заходів протидії перенавчанню.</w:t>
+        <w:t xml:space="preserve">Результати. </w:t>
+      </w:r>
+      <w:r>
+        <w:rPr>
+          <w:rFonts w:ascii="Times New Roman" w:cs="Times New Roman" w:eastAsia="Times New Roman" w:hAnsi="Times New Roman"/>
+          <w:sz w:val="28"/>
+          <w:szCs w:val="28"/>
+        </w:rPr>
+        <w:t xml:space="preserve">Встановлено, що в задачі регресії нейронна мережа дала MSE 807, а лінійна регресія 5300. Помилка зменшилася приблизно в 6,5 раза, коефіцієнт детермінації зріс з 0,863 до 0,979. Лінійна модель не відтворює параболічну та синусоїдальну складові, які я заклав у дані, а мережа їх вловлює. У задачі класифікації точність мережі становить 0,786, логістичної регресії 0,436, випадкового вгадування серед дев'яти класів 0,111. Регресійна мережа завершила навчання на 55-й епосі, класифікаційна на 216-й. З урахуванням обмежень слід зазначити два моменти. Помилка регресійної мережі на навчальній вибірці продовжувала знижуватися приблизно до 350, тоді як на валідаційній зупинилася на рівні близько 800; цей розрив свідчить про початок перенавчання, яке стримала рання зупинка. Крім того, дані синтетичні, тому на реальних даних якість потребує окремої перевірки.</w:t>
       </w:r>
     </w:p>
     <w:p>
@@ -214,31 +214,6 @@
           <w:sz w:val="28"/>
           <w:szCs w:val="28"/>
         </w:rPr>
-        <w:t xml:space="preserve">Результати. </w:t>
-      </w:r>
-      <w:r>
-        <w:rPr>
-          <w:rFonts w:ascii="Times New Roman" w:cs="Times New Roman" w:eastAsia="Times New Roman" w:hAnsi="Times New Roman"/>
-          <w:sz w:val="28"/>
-          <w:szCs w:val="28"/>
-        </w:rPr>
-        <w:t xml:space="preserve">Встановлено, що в задачі регресії нейронна мережа забезпечила MSE 807 проти 5300 у лінійної регресії, тобто помилка зменшилася приблизно в 6,5 раза, а коефіцієнт детермінації зріс з 0,863 до 0,979. Причиною є наявність у даних нелінійних складових — параболічної та синусоїдальної, — які лінійна модель не відтворює. У задачі класифікації точність мережі становить 0,786 проти 0,436 у логістичної регресії та 0,111 у разі випадкового вгадування серед дев'яти класів. Навчання завершилося на 55-й епосі для регресії та на 216-й для класифікації. Водночас слід враховувати обмеження: у регресійній мережі розрив між помилками на навчальній і валідаційній вибірках свідчить про початок перенавчання, яке було стримане ранньою зупинкою, а дані є синтетичними, тому отримані результати підтверджують здатність мережі описувати нелінійні залежності, але не гарантують такої ж якості на реальних даних.</w:t>
-      </w:r>
-    </w:p>
-    <w:p>
-      <w:pPr>
-        <w:spacing w:after="160" w:line="360"/>
-        <w:ind w:firstLine="567"/>
-        <w:jc w:val="both"/>
-      </w:pPr>
-      <w:r>
-        <w:rPr>
-          <w:rFonts w:ascii="Times New Roman" w:cs="Times New Roman" w:eastAsia="Times New Roman" w:hAnsi="Times New Roman"/>
-          <w:b/>
-          <w:bCs/>
-          <w:sz w:val="28"/>
-          <w:szCs w:val="28"/>
-        </w:rPr>
         <w:t xml:space="preserve">Висновок. </w:t>
       </w:r>
       <w:r>
@@ -247,7 +222,7 @@
           <w:sz w:val="28"/>
           <w:szCs w:val="28"/>
         </w:rPr>
-        <w:t xml:space="preserve">Таким чином, штучна нейронна мережа складається з шарів нейронів із налаштовуваними вагами та нелінійними функціями активації, а її навчання полягає в циклічному повторенні прямого проходу, оцінювання помилки, зворотного поширення та коригування ваг. Побудований у практичній роботі багатошаровий перцептрон, адаптований до табличних даних, суттєво перевершив лінійні моделі, що підтверджує доцільність застосування нейронних мереж за наявності нелінійних залежностей у даних. Доповідь закінчено.</w:t>
+        <w:t xml:space="preserve">Таким чином, ШНМ складається з шарів нейронів із налаштовуваними вагами та нелінійними функціями активації, а навчання полягає в циклічному повторенні прямого проходу, оцінювання помилки, зворотного поширення та коригування ваг. Багатошаровий перцептрон, який я побудував для табличних даних, суттєво перевершив лінійні моделі. Отже, за наявності нелінійних залежностей у даних застосування нейронних мереж доцільне. Доповідь закінчено.</w:t>
       </w:r>
     </w:p>
     <w:sectPr>

--- a/Thema 4/Practica4_8/dopovid_2_neuronni_merezhi/Доповідь_2_Нейронні_мережі_Щербаков.docx
+++ b/Thema 4/Practica4_8/dopovid_2_neuronni_merezhi/Доповідь_2_Нейронні_мережі_Щербаков.docx
@@ -66,10 +66,9 @@
         <w:t xml:space="preserve">Доповідач: Щербаков Богдан Володимирович · Тривалість: 4–5 хвилин</w:t>
       </w:r>
     </w:p>
-    <w:p/>
-    <w:p>
-      <w:pPr>
-        <w:spacing w:after="160" w:before="200"/>
+    <w:p>
+      <w:pPr>
+        <w:spacing w:after="80" w:before="120"/>
       </w:pPr>
       <w:r>
         <w:rPr>
@@ -87,7 +86,7 @@
     </w:p>
     <w:p>
       <w:pPr>
-        <w:spacing w:after="160" w:line="360"/>
+        <w:spacing w:after="0" w:line="360"/>
         <w:ind w:firstLine="567"/>
         <w:jc w:val="both"/>
       </w:pPr>
@@ -112,7 +111,7 @@
     </w:p>
     <w:p>
       <w:pPr>
-        <w:spacing w:after="160" w:line="360"/>
+        <w:spacing w:after="0" w:line="360"/>
         <w:ind w:firstLine="567"/>
         <w:jc w:val="both"/>
       </w:pPr>
@@ -137,7 +136,7 @@
     </w:p>
     <w:p>
       <w:pPr>
-        <w:spacing w:after="160" w:line="360"/>
+        <w:spacing w:after="0" w:line="360"/>
         <w:ind w:firstLine="567"/>
         <w:jc w:val="both"/>
       </w:pPr>
@@ -152,7 +151,7 @@
     </w:p>
     <w:p>
       <w:pPr>
-        <w:spacing w:after="160" w:line="360"/>
+        <w:spacing w:after="0" w:line="360"/>
         <w:ind w:firstLine="567"/>
         <w:jc w:val="both"/>
       </w:pPr>
@@ -177,7 +176,7 @@
     </w:p>
     <w:p>
       <w:pPr>
-        <w:spacing w:after="160" w:line="360"/>
+        <w:spacing w:after="0" w:line="360"/>
         <w:ind w:firstLine="567"/>
         <w:jc w:val="both"/>
       </w:pPr>
@@ -202,7 +201,7 @@
     </w:p>
     <w:p>
       <w:pPr>
-        <w:spacing w:after="160" w:line="360"/>
+        <w:spacing w:after="0" w:line="360"/>
         <w:ind w:firstLine="567"/>
         <w:jc w:val="both"/>
       </w:pPr>

--- a/Thema 4/Practica4_8/dopovid_2_neuronni_merezhi/Доповідь_2_Нейронні_мережі_Щербаков.docx
+++ b/Thema 4/Practica4_8/dopovid_2_neuronni_merezhi/Доповідь_2_Нейронні_мережі_Щербаков.docx
@@ -63,25 +63,7 @@
           <w:sz w:val="26"/>
           <w:szCs w:val="26"/>
         </w:rPr>
-        <w:t xml:space="preserve">Доповідач: Щербаков Богдан Володимирович · Тривалість: 4–5 хвилин</w:t>
-      </w:r>
-    </w:p>
-    <w:p>
-      <w:pPr>
-        <w:spacing w:after="80" w:before="120"/>
-      </w:pPr>
-      <w:r>
-        <w:rPr>
-          <w:rFonts w:ascii="Times New Roman" w:cs="Times New Roman" w:eastAsia="Times New Roman" w:hAnsi="Times New Roman"/>
-          <w:b/>
-          <w:bCs/>
-          <w:i/>
-          <w:iCs/>
-          <w:color w:val="1F4E79"/>
-          <w:sz w:val="26"/>
-          <w:szCs w:val="26"/>
-        </w:rPr>
-        <w:t xml:space="preserve">[Слайд 1: показувати протягом усієї доповіді]</w:t>
+        <w:t xml:space="preserve">Доповідач: Щербаков Богдан Володимирович</w:t>
       </w:r>
     </w:p>
     <w:p>

--- a/Thema 4/Practica4_8/dopovid_2_neuronni_merezhi/Доповідь_2_Нейронні_мережі_Щербаков.docx
+++ b/Thema 4/Practica4_8/dopovid_2_neuronni_merezhi/Доповідь_2_Нейронні_мережі_Щербаков.docx
@@ -32,22 +32,6 @@
           <w:szCs w:val="30"/>
         </w:rPr>
         <w:t xml:space="preserve">Штучні нейронні мережі: структура та принцип навчання</w:t>
-      </w:r>
-    </w:p>
-    <w:p>
-      <w:pPr>
-        <w:spacing w:after="100"/>
-        <w:jc w:val="center"/>
-      </w:pPr>
-      <w:r>
-        <w:rPr>
-          <w:rFonts w:ascii="Times New Roman" w:cs="Times New Roman" w:eastAsia="Times New Roman" w:hAnsi="Times New Roman"/>
-          <w:b w:val="false"/>
-          <w:bCs w:val="false"/>
-          <w:sz w:val="26"/>
-          <w:szCs w:val="26"/>
-        </w:rPr>
-        <w:t xml:space="preserve">Тема 4. Заняття 8. Аналіз даних з використанням методів глибокого навчання</w:t>
       </w:r>
     </w:p>
     <w:p>

--- a/Thema 4/Practica4_8/dopovid_2_neuronni_merezhi/Доповідь_2_Нейронні_мережі_Щербаков.docx
+++ b/Thema 4/Practica4_8/dopovid_2_neuronni_merezhi/Доповідь_2_Нейронні_мережі_Щербаков.docx
@@ -4,7 +4,7 @@
   <w:body>
     <w:p>
       <w:pPr>
-        <w:spacing w:after="100"/>
+        <w:spacing w:after="100" w:before="0" w:line="240"/>
         <w:jc w:val="center"/>
       </w:pPr>
       <w:r>
@@ -20,7 +20,7 @@
     </w:p>
     <w:p>
       <w:pPr>
-        <w:spacing w:after="100"/>
+        <w:spacing w:after="100" w:before="0" w:line="240"/>
         <w:jc w:val="center"/>
       </w:pPr>
       <w:r>
@@ -36,7 +36,7 @@
     </w:p>
     <w:p>
       <w:pPr>
-        <w:spacing w:after="100"/>
+        <w:spacing w:after="100" w:before="0" w:line="240"/>
         <w:jc w:val="center"/>
       </w:pPr>
       <w:r>
@@ -52,7 +52,7 @@
     </w:p>
     <w:p>
       <w:pPr>
-        <w:spacing w:after="0" w:line="360"/>
+        <w:spacing w:after="0" w:before="0" w:line="380" w:lineRule="exact"/>
         <w:ind w:firstLine="567"/>
         <w:jc w:val="both"/>
       </w:pPr>
@@ -77,7 +77,7 @@
     </w:p>
     <w:p>
       <w:pPr>
-        <w:spacing w:after="0" w:line="360"/>
+        <w:spacing w:after="0" w:before="0" w:line="380" w:lineRule="exact"/>
         <w:ind w:firstLine="567"/>
         <w:jc w:val="both"/>
       </w:pPr>
@@ -102,7 +102,7 @@
     </w:p>
     <w:p>
       <w:pPr>
-        <w:spacing w:after="0" w:line="360"/>
+        <w:spacing w:after="0" w:before="0" w:line="380" w:lineRule="exact"/>
         <w:ind w:firstLine="567"/>
         <w:jc w:val="both"/>
       </w:pPr>
@@ -117,7 +117,7 @@
     </w:p>
     <w:p>
       <w:pPr>
-        <w:spacing w:after="0" w:line="360"/>
+        <w:spacing w:after="0" w:before="0" w:line="380" w:lineRule="exact"/>
         <w:ind w:firstLine="567"/>
         <w:jc w:val="both"/>
       </w:pPr>
@@ -142,7 +142,7 @@
     </w:p>
     <w:p>
       <w:pPr>
-        <w:spacing w:after="0" w:line="360"/>
+        <w:spacing w:after="0" w:before="0" w:line="380" w:lineRule="exact"/>
         <w:ind w:firstLine="567"/>
         <w:jc w:val="both"/>
       </w:pPr>
@@ -167,7 +167,7 @@
     </w:p>
     <w:p>
       <w:pPr>
-        <w:spacing w:after="0" w:line="360"/>
+        <w:spacing w:after="0" w:before="0" w:line="380" w:lineRule="exact"/>
         <w:ind w:firstLine="567"/>
         <w:jc w:val="both"/>
       </w:pPr>
@@ -376,8 +376,18 @@
 <file path=word/styles.xml><?xml version="1.0" encoding="utf-8"?>
 <w:styles xmlns:mc="http://schemas.openxmlformats.org/markup-compatibility/2006" xmlns:r="http://schemas.openxmlformats.org/officeDocument/2006/relationships" xmlns:w="http://schemas.openxmlformats.org/wordprocessingml/2006/main" xmlns:w14="http://schemas.microsoft.com/office/word/2010/wordml" xmlns:w15="http://schemas.microsoft.com/office/word/2012/wordml" mc:Ignorable="w14 w15">
   <w:docDefaults>
-    <w:rPrDefault/>
-    <w:pPrDefault/>
+    <w:rPrDefault>
+      <w:rPr>
+        <w:rFonts w:ascii="Times New Roman" w:cs="Times New Roman" w:eastAsia="Times New Roman" w:hAnsi="Times New Roman"/>
+        <w:sz w:val="28"/>
+        <w:szCs w:val="28"/>
+      </w:rPr>
+    </w:rPrDefault>
+    <w:pPrDefault>
+      <w:pPr>
+        <w:spacing w:after="0" w:before="0" w:line="240"/>
+      </w:pPr>
+    </w:pPrDefault>
   </w:docDefaults>
   <w:style w:type="paragraph" w:styleId="Title">
     <w:name w:val="Title"/>
